--- a/robotics/robomaster_gdd_template.docx
+++ b/robotics/robomaster_gdd_template.docx
@@ -51,7 +51,7 @@
                 <w:sz w:val="20"/>
                 <w:szCs w:val="20"/>
               </w:rPr>
-              <w:t xml:space="preserve">Game Design Document — Template</w:t>
+              <w:t xml:space="preserve">Game Design Document · Template</w:t>
             </w:r>
           </w:p>
         </w:tc>
@@ -2195,7 +2195,7 @@
           <w:sz w:val="26"/>
           <w:szCs w:val="26"/>
         </w:rPr>
-        <w:t xml:space="preserve">Bonus Fields — not required of anyone</w:t>
+        <w:t xml:space="preserve">Bonus Fields: not required of anyone</w:t>
       </w:r>
     </w:p>
     <w:tbl>
@@ -2234,7 +2234,7 @@
                 <w:sz w:val="24"/>
                 <w:szCs w:val="24"/>
               </w:rPr>
-              <w:t xml:space="preserve">Bonus — Field diagram</w:t>
+              <w:t xml:space="preserve">Bonus: Field diagram</w:t>
             </w:r>
           </w:p>
         </w:tc>
@@ -2478,7 +2478,7 @@
                 <w:sz w:val="24"/>
                 <w:szCs w:val="24"/>
               </w:rPr>
-              <w:t xml:space="preserve">Bonus — Program notes</w:t>
+              <w:t xml:space="preserve">Bonus: Program notes</w:t>
             </w:r>
           </w:p>
         </w:tc>
@@ -2722,7 +2722,7 @@
         <w:sz w:val="16"/>
         <w:szCs w:val="16"/>
       </w:rPr>
-      <w:t xml:space="preserve">Game Design Document — Template  ·  Mr. Krigger  ·  Good Hope Country Day School</w:t>
+      <w:t xml:space="preserve">Game Design Document, Template  ·  Mr. Krigger  ·  Good Hope Country Day School</w:t>
     </w:r>
   </w:p>
 </w:ftr>
